--- a/CV/Profile_Robert_Buzabrici_Filipescu_CV.docx
+++ b/CV/Profile_Robert_Buzabrici_Filipescu_CV.docx
@@ -2227,7 +2227,16 @@
           <w:sz w:val="21"/>
           <w:szCs w:val="21"/>
         </w:rPr>
-        <w:t xml:space="preserve"> Present</w:t>
+        <w:t xml:space="preserve"> </w:t>
+      </w:r>
+      <w:r>
+        <w:rPr>
+          <w:rFonts w:ascii="Arial Unicode MS" w:eastAsia="Arial Unicode MS" w:hAnsi="Arial Unicode MS" w:cs="Arial Unicode MS"/>
+          <w:color w:val="191919"/>
+          <w:sz w:val="21"/>
+          <w:szCs w:val="21"/>
+        </w:rPr>
+        <w:t>November 2025</w:t>
       </w:r>
       <w:r>
         <w:rPr>
@@ -2245,7 +2254,7 @@
           <w:sz w:val="21"/>
           <w:szCs w:val="21"/>
         </w:rPr>
-        <w:t>5</w:t>
+        <w:t>7</w:t>
       </w:r>
       <w:r>
         <w:rPr>
@@ -3088,7 +3097,7 @@
           <w:sz w:val="21"/>
           <w:szCs w:val="21"/>
         </w:rPr>
-        <w:t>April 2021 - April 2022 (1 year 1 month)</w:t>
+        <w:t>April 2021 - April 2022 (1 year)</w:t>
       </w:r>
     </w:p>
     <w:p>

--- a/CV/Profile_Robert_Buzabrici_Filipescu_CV.docx
+++ b/CV/Profile_Robert_Buzabrici_Filipescu_CV.docx
@@ -1237,7 +1237,7 @@
     </w:p>
     <w:p>
       <w:pPr>
-        <w:pStyle w:val="ListParagraph"/>
+        <w:pStyle w:val="Listparagraf"/>
         <w:numPr>
           <w:ilvl w:val="0"/>
           <w:numId w:val="13"/>
@@ -1264,7 +1264,7 @@
     </w:p>
     <w:p>
       <w:pPr>
-        <w:pStyle w:val="ListParagraph"/>
+        <w:pStyle w:val="Listparagraf"/>
         <w:numPr>
           <w:ilvl w:val="0"/>
           <w:numId w:val="13"/>
@@ -1291,7 +1291,7 @@
     </w:p>
     <w:p>
       <w:pPr>
-        <w:pStyle w:val="ListParagraph"/>
+        <w:pStyle w:val="Listparagraf"/>
         <w:numPr>
           <w:ilvl w:val="0"/>
           <w:numId w:val="13"/>
@@ -1318,7 +1318,7 @@
     </w:p>
     <w:p>
       <w:pPr>
-        <w:pStyle w:val="ListParagraph"/>
+        <w:pStyle w:val="Listparagraf"/>
         <w:numPr>
           <w:ilvl w:val="0"/>
           <w:numId w:val="13"/>
@@ -2482,7 +2482,116 @@
           <w:sz w:val="21"/>
           <w:szCs w:val="21"/>
         </w:rPr>
-        <w:t>ess, which enabled smoother integration qith OEM systems.</w:t>
+        <w:t xml:space="preserve">ess, which </w:t>
+      </w:r>
+      <w:proofErr w:type="spellStart"/>
+      <w:r>
+        <w:rPr>
+          <w:rFonts w:ascii="Arial Unicode MS" w:eastAsia="Arial Unicode MS" w:hAnsi="Arial Unicode MS" w:cs="Arial Unicode MS"/>
+          <w:color w:val="191919"/>
+          <w:sz w:val="21"/>
+          <w:szCs w:val="21"/>
+        </w:rPr>
+        <w:t>enabled</w:t>
+      </w:r>
+      <w:proofErr w:type="spellEnd"/>
+      <w:r>
+        <w:rPr>
+          <w:rFonts w:ascii="Arial Unicode MS" w:eastAsia="Arial Unicode MS" w:hAnsi="Arial Unicode MS" w:cs="Arial Unicode MS"/>
+          <w:color w:val="191919"/>
+          <w:sz w:val="21"/>
+          <w:szCs w:val="21"/>
+        </w:rPr>
+        <w:t xml:space="preserve"> </w:t>
+      </w:r>
+      <w:proofErr w:type="spellStart"/>
+      <w:r>
+        <w:rPr>
+          <w:rFonts w:ascii="Arial Unicode MS" w:eastAsia="Arial Unicode MS" w:hAnsi="Arial Unicode MS" w:cs="Arial Unicode MS"/>
+          <w:color w:val="191919"/>
+          <w:sz w:val="21"/>
+          <w:szCs w:val="21"/>
+        </w:rPr>
+        <w:t>smoother</w:t>
+      </w:r>
+      <w:proofErr w:type="spellEnd"/>
+      <w:r>
+        <w:rPr>
+          <w:rFonts w:ascii="Arial Unicode MS" w:eastAsia="Arial Unicode MS" w:hAnsi="Arial Unicode MS" w:cs="Arial Unicode MS"/>
+          <w:color w:val="191919"/>
+          <w:sz w:val="21"/>
+          <w:szCs w:val="21"/>
+        </w:rPr>
+        <w:t xml:space="preserve"> </w:t>
+      </w:r>
+      <w:proofErr w:type="spellStart"/>
+      <w:r>
+        <w:rPr>
+          <w:rFonts w:ascii="Arial Unicode MS" w:eastAsia="Arial Unicode MS" w:hAnsi="Arial Unicode MS" w:cs="Arial Unicode MS"/>
+          <w:color w:val="191919"/>
+          <w:sz w:val="21"/>
+          <w:szCs w:val="21"/>
+        </w:rPr>
+        <w:t>integration</w:t>
+      </w:r>
+      <w:proofErr w:type="spellEnd"/>
+      <w:r>
+        <w:rPr>
+          <w:rFonts w:ascii="Arial Unicode MS" w:eastAsia="Arial Unicode MS" w:hAnsi="Arial Unicode MS" w:cs="Arial Unicode MS"/>
+          <w:color w:val="191919"/>
+          <w:sz w:val="21"/>
+          <w:szCs w:val="21"/>
+        </w:rPr>
+        <w:t xml:space="preserve"> </w:t>
+      </w:r>
+      <w:proofErr w:type="spellStart"/>
+      <w:r>
+        <w:rPr>
+          <w:rFonts w:ascii="Arial Unicode MS" w:eastAsia="Arial Unicode MS" w:hAnsi="Arial Unicode MS" w:cs="Arial Unicode MS"/>
+          <w:color w:val="191919"/>
+          <w:sz w:val="21"/>
+          <w:szCs w:val="21"/>
+        </w:rPr>
+        <w:t>w</w:t>
+      </w:r>
+      <w:r>
+        <w:rPr>
+          <w:rFonts w:ascii="Arial Unicode MS" w:eastAsia="Arial Unicode MS" w:hAnsi="Arial Unicode MS" w:cs="Arial Unicode MS"/>
+          <w:color w:val="191919"/>
+          <w:sz w:val="21"/>
+          <w:szCs w:val="21"/>
+        </w:rPr>
+        <w:t>ith</w:t>
+      </w:r>
+      <w:proofErr w:type="spellEnd"/>
+      <w:r>
+        <w:rPr>
+          <w:rFonts w:ascii="Arial Unicode MS" w:eastAsia="Arial Unicode MS" w:hAnsi="Arial Unicode MS" w:cs="Arial Unicode MS"/>
+          <w:color w:val="191919"/>
+          <w:sz w:val="21"/>
+          <w:szCs w:val="21"/>
+        </w:rPr>
+        <w:t xml:space="preserve"> OEM </w:t>
+      </w:r>
+      <w:proofErr w:type="spellStart"/>
+      <w:r>
+        <w:rPr>
+          <w:rFonts w:ascii="Arial Unicode MS" w:eastAsia="Arial Unicode MS" w:hAnsi="Arial Unicode MS" w:cs="Arial Unicode MS"/>
+          <w:color w:val="191919"/>
+          <w:sz w:val="21"/>
+          <w:szCs w:val="21"/>
+        </w:rPr>
+        <w:t>systems</w:t>
+      </w:r>
+      <w:proofErr w:type="spellEnd"/>
+      <w:r>
+        <w:rPr>
+          <w:rFonts w:ascii="Arial Unicode MS" w:eastAsia="Arial Unicode MS" w:hAnsi="Arial Unicode MS" w:cs="Arial Unicode MS"/>
+          <w:color w:val="191919"/>
+          <w:sz w:val="21"/>
+          <w:szCs w:val="21"/>
+        </w:rPr>
+        <w:t>.</w:t>
       </w:r>
       <w:r>
         <w:rPr>
@@ -5647,8 +5756,10 @@
         <w:spacing w:line="282" w:lineRule="exact"/>
         <w:ind w:left="3040"/>
         <w:rPr>
-          <w:sz w:val="20"/>
-          <w:szCs w:val="20"/>
+          <w:rFonts w:ascii="Arial Unicode MS" w:eastAsia="Arial Unicode MS" w:hAnsi="Arial Unicode MS" w:cs="Arial Unicode MS"/>
+          <w:color w:val="191919"/>
+          <w:sz w:val="21"/>
+          <w:szCs w:val="21"/>
         </w:rPr>
       </w:pPr>
       <w:r>
@@ -5718,19 +5829,21 @@
     </w:p>
     <w:p>
       <w:pPr>
-        <w:spacing w:line="268" w:lineRule="exact"/>
-        <w:ind w:left="2320" w:right="-59" w:firstLine="720"/>
-        <w:rPr>
-          <w:sz w:val="20"/>
-          <w:szCs w:val="20"/>
-        </w:rPr>
-      </w:pPr>
-      <w:r>
-        <w:rPr>
-          <w:rFonts w:ascii="Arial Unicode MS" w:eastAsia="Arial Unicode MS" w:hAnsi="Arial Unicode MS" w:cs="Arial Unicode MS"/>
-          <w:color w:val="191919"/>
-          <w:sz w:val="20"/>
-          <w:szCs w:val="20"/>
+        <w:spacing w:line="282" w:lineRule="exact"/>
+        <w:ind w:left="3040"/>
+        <w:rPr>
+          <w:rFonts w:ascii="Arial Unicode MS" w:eastAsia="Arial Unicode MS" w:hAnsi="Arial Unicode MS" w:cs="Arial Unicode MS"/>
+          <w:color w:val="191919"/>
+          <w:sz w:val="21"/>
+          <w:szCs w:val="21"/>
+        </w:rPr>
+      </w:pPr>
+      <w:r>
+        <w:rPr>
+          <w:rFonts w:ascii="Arial Unicode MS" w:eastAsia="Arial Unicode MS" w:hAnsi="Arial Unicode MS" w:cs="Arial Unicode MS"/>
+          <w:color w:val="191919"/>
+          <w:sz w:val="21"/>
+          <w:szCs w:val="21"/>
         </w:rPr>
         <w:t>P</w:t>
       </w:r>
@@ -5738,8 +5851,8 @@
         <w:rPr>
           <w:rFonts w:ascii="Arial Unicode MS" w:eastAsia="Arial Unicode MS" w:hAnsi="Arial Unicode MS" w:cs="Arial Unicode MS"/>
           <w:color w:val="191919"/>
-          <w:sz w:val="20"/>
-          <w:szCs w:val="20"/>
+          <w:sz w:val="21"/>
+          <w:szCs w:val="21"/>
         </w:rPr>
         <w:t xml:space="preserve">rimary </w:t>
       </w:r>
@@ -5747,8 +5860,8 @@
         <w:rPr>
           <w:rFonts w:ascii="Arial Unicode MS" w:eastAsia="Arial Unicode MS" w:hAnsi="Arial Unicode MS" w:cs="Arial Unicode MS"/>
           <w:color w:val="191919"/>
-          <w:sz w:val="20"/>
-          <w:szCs w:val="20"/>
+          <w:sz w:val="21"/>
+          <w:szCs w:val="21"/>
         </w:rPr>
         <w:t>S</w:t>
       </w:r>
@@ -5756,8 +5869,8 @@
         <w:rPr>
           <w:rFonts w:ascii="Arial Unicode MS" w:eastAsia="Arial Unicode MS" w:hAnsi="Arial Unicode MS" w:cs="Arial Unicode MS"/>
           <w:color w:val="191919"/>
-          <w:sz w:val="20"/>
-          <w:szCs w:val="20"/>
+          <w:sz w:val="21"/>
+          <w:szCs w:val="21"/>
         </w:rPr>
         <w:t>chool · (1993 - 2001)</w:t>
       </w:r>
@@ -5940,7 +6053,7 @@
         <w:sdtContent>
           <w:p>
             <w:pPr>
-              <w:pStyle w:val="Footer"/>
+              <w:pStyle w:val="Subsol"/>
               <w:jc w:val="center"/>
             </w:pPr>
             <w:r>
@@ -6040,7 +6153,7 @@
   </w:sdt>
   <w:p>
     <w:pPr>
-      <w:pStyle w:val="Footer"/>
+      <w:pStyle w:val="Subsol"/>
     </w:pPr>
   </w:p>
 </w:ftr>
@@ -7545,13 +7658,13 @@
     <w:name w:val="Normal"/>
     <w:qFormat/>
   </w:style>
-  <w:style w:type="character" w:default="1" w:styleId="DefaultParagraphFont">
+  <w:style w:type="character" w:default="1" w:styleId="Fontdeparagrafimplicit">
     <w:name w:val="Default Paragraph Font"/>
     <w:uiPriority w:val="1"/>
     <w:semiHidden/>
     <w:unhideWhenUsed/>
   </w:style>
-  <w:style w:type="table" w:default="1" w:styleId="TableNormal">
+  <w:style w:type="table" w:default="1" w:styleId="TabelNormal">
     <w:name w:val="Normal Table"/>
     <w:uiPriority w:val="99"/>
     <w:semiHidden/>
@@ -7566,16 +7679,16 @@
       </w:tblCellMar>
     </w:tblPr>
   </w:style>
-  <w:style w:type="numbering" w:default="1" w:styleId="NoList">
+  <w:style w:type="numbering" w:default="1" w:styleId="FrListare">
     <w:name w:val="No List"/>
     <w:uiPriority w:val="99"/>
     <w:semiHidden/>
     <w:unhideWhenUsed/>
   </w:style>
-  <w:style w:type="paragraph" w:styleId="Header">
+  <w:style w:type="paragraph" w:styleId="Antet">
     <w:name w:val="header"/>
     <w:basedOn w:val="Normal"/>
-    <w:link w:val="HeaderChar"/>
+    <w:link w:val="AntetCaracter"/>
     <w:uiPriority w:val="99"/>
     <w:unhideWhenUsed/>
     <w:rsid w:val="005B34CC"/>
@@ -7586,17 +7699,17 @@
       </w:tabs>
     </w:pPr>
   </w:style>
-  <w:style w:type="character" w:customStyle="1" w:styleId="HeaderChar">
-    <w:name w:val="Header Char"/>
-    <w:basedOn w:val="DefaultParagraphFont"/>
-    <w:link w:val="Header"/>
+  <w:style w:type="character" w:customStyle="1" w:styleId="AntetCaracter">
+    <w:name w:val="Antet Caracter"/>
+    <w:basedOn w:val="Fontdeparagrafimplicit"/>
+    <w:link w:val="Antet"/>
     <w:uiPriority w:val="99"/>
     <w:rsid w:val="005B34CC"/>
   </w:style>
-  <w:style w:type="paragraph" w:styleId="Footer">
+  <w:style w:type="paragraph" w:styleId="Subsol">
     <w:name w:val="footer"/>
     <w:basedOn w:val="Normal"/>
-    <w:link w:val="FooterChar"/>
+    <w:link w:val="SubsolCaracter"/>
     <w:uiPriority w:val="99"/>
     <w:unhideWhenUsed/>
     <w:rsid w:val="005B34CC"/>
@@ -7607,16 +7720,16 @@
       </w:tabs>
     </w:pPr>
   </w:style>
-  <w:style w:type="character" w:customStyle="1" w:styleId="FooterChar">
-    <w:name w:val="Footer Char"/>
-    <w:basedOn w:val="DefaultParagraphFont"/>
-    <w:link w:val="Footer"/>
+  <w:style w:type="character" w:customStyle="1" w:styleId="SubsolCaracter">
+    <w:name w:val="Subsol Caracter"/>
+    <w:basedOn w:val="Fontdeparagrafimplicit"/>
+    <w:link w:val="Subsol"/>
     <w:uiPriority w:val="99"/>
     <w:rsid w:val="005B34CC"/>
   </w:style>
   <w:style w:type="character" w:styleId="Hyperlink">
     <w:name w:val="Hyperlink"/>
-    <w:basedOn w:val="DefaultParagraphFont"/>
+    <w:basedOn w:val="Fontdeparagrafimplicit"/>
     <w:uiPriority w:val="99"/>
     <w:unhideWhenUsed/>
     <w:rsid w:val="000B21C8"/>
@@ -7625,9 +7738,9 @@
       <w:u w:val="single"/>
     </w:rPr>
   </w:style>
-  <w:style w:type="character" w:styleId="UnresolvedMention">
+  <w:style w:type="character" w:styleId="MeniuneNerezolvat">
     <w:name w:val="Unresolved Mention"/>
-    <w:basedOn w:val="DefaultParagraphFont"/>
+    <w:basedOn w:val="Fontdeparagrafimplicit"/>
     <w:uiPriority w:val="99"/>
     <w:semiHidden/>
     <w:unhideWhenUsed/>
@@ -7637,7 +7750,7 @@
       <w:shd w:val="clear" w:color="auto" w:fill="E1DFDD"/>
     </w:rPr>
   </w:style>
-  <w:style w:type="paragraph" w:styleId="ListParagraph">
+  <w:style w:type="paragraph" w:styleId="Listparagraf">
     <w:name w:val="List Paragraph"/>
     <w:basedOn w:val="Normal"/>
     <w:uiPriority w:val="34"/>
